--- a/rapports/2026-06-06/EQ7/EQ7_sup_v2/DR_072203030017/01-28-72-25.docx
+++ b/rapports/2026-06-06/EQ7/EQ7_sup_v2/DR_072203030017/01-28-72-25.docx
@@ -297,7 +297,7 @@
           <w:color w:val="1F6FEB"/>
           <w:sz w:val="22"/>
         </w:rPr>
-        <w:t>⚠ INCOHÉRENCES À CORRIGER (114)</w:t>
+        <w:t>⚠ INCOHÉRENCES À CORRIGER (112)</w:t>
       </w:r>
     </w:p>
     <w:tbl>
@@ -788,7 +788,7 @@
                 <w:i w:val="0"/>
                 <w:sz w:val="16"/>
               </w:rPr>
-              <w:t>S02</w:t>
+              <w:t>S03</w:t>
               <w:br/>
             </w:r>
             <w:r>
@@ -798,7 +798,7 @@
                 <w:color w:val="64748B"/>
                 <w:sz w:val="14"/>
               </w:rPr>
-              <w:t>Éducation</w:t>
+              <w:t>Santé</w:t>
             </w:r>
           </w:p>
         </w:tc>
@@ -845,7 +845,7 @@
                 <w:i w:val="0"/>
                 <w:sz w:val="17"/>
               </w:rPr>
-              <w:t>Incohérence!!! seulement les écoles privées paient les frais de scolarité (y compris les frais d'inscription).</w:t>
+              <w:t>Avertissement!!! La distance parcourue (De 5 à moins de 10 Km) et le temps (De 15 à moins de 30 mn) donné par ASSANE GORGUI SOW semble incoherent pour accéder au lieu de la consultation.</w:t>
             </w:r>
           </w:p>
         </w:tc>
@@ -878,7 +878,7 @@
                 <w:i w:val="0"/>
                 <w:sz w:val="16"/>
               </w:rPr>
-              <w:t>S03</w:t>
+              <w:t>S07</w:t>
               <w:br/>
             </w:r>
             <w:r>
@@ -888,7 +888,7 @@
                 <w:color w:val="64748B"/>
                 <w:sz w:val="14"/>
               </w:rPr>
-              <w:t>Santé</w:t>
+              <w:t>Consommation alimentaire</w:t>
             </w:r>
           </w:p>
         </w:tc>
@@ -904,7 +904,7 @@
                 <w:color w:val="16A34A"/>
                 <w:sz w:val="16"/>
               </w:rPr>
-              <w:t>—</w:t>
+              <w:t>s00q27, s01q00a, s01q12, s01q13, s02q04, s03q11, s03q12, s01q01</w:t>
             </w:r>
           </w:p>
         </w:tc>
@@ -935,7 +935,7 @@
                 <w:i w:val="0"/>
                 <w:sz w:val="17"/>
               </w:rPr>
-              <w:t>Avertissement!!! La distance parcourue (De 5 à moins de 10 Km) et le temps (De 15 à moins de 30 mn) donné par ASSANE GORGUI SOW semble incoherent pour accéder au lieu de la consultation.</w:t>
+              <w:t>Avertissement!!! Le ménage a consommé 49 Boite de tomate/Pot de Moyen de Riz importé brisé  ce qui semble incoherent pour une consommation aucours des 7 derniers jours, prière de verifier et corriger.</w:t>
             </w:r>
           </w:p>
         </w:tc>
@@ -950,10 +950,10 @@
               <w:rPr>
                 <w:b/>
                 <w:i w:val="0"/>
-                <w:color w:val="DC2626"/>
-                <w:sz w:val="16"/>
-              </w:rPr>
-              <w:t>Haute</w:t>
+                <w:color w:val="EA580C"/>
+                <w:sz w:val="16"/>
+              </w:rPr>
+              <w:t>Moyenne</w:t>
             </w:r>
           </w:p>
         </w:tc>
@@ -968,7 +968,7 @@
                 <w:i w:val="0"/>
                 <w:sz w:val="16"/>
               </w:rPr>
-              <w:t>S07</w:t>
+              <w:t>S00</w:t>
               <w:br/>
             </w:r>
             <w:r>
@@ -978,7 +978,7 @@
                 <w:color w:val="64748B"/>
                 <w:sz w:val="14"/>
               </w:rPr>
-              <w:t>Consommation alimentaire</w:t>
+              <w:t>Identification</w:t>
             </w:r>
           </w:p>
         </w:tc>
@@ -994,7 +994,7 @@
                 <w:color w:val="16A34A"/>
                 <w:sz w:val="16"/>
               </w:rPr>
-              <w:t>s00q27, s01q00a, s01q12, s01q13, s02q04, s03q11, s03q12, s01q01</w:t>
+              <w:t>—</w:t>
             </w:r>
           </w:p>
         </w:tc>
@@ -1025,7 +1025,7 @@
                 <w:i w:val="0"/>
                 <w:sz w:val="17"/>
               </w:rPr>
-              <w:t>Avertissement!!! Le ménage a consommé 49 Boite de tomate/Pot de Moyen de Riz importé brisé  ce qui semble incoherent pour une consommation aucours des 7 derniers jours, prière de verifier et corriger.</w:t>
+              <w:t>Il est obligatoire de prendre les coordonnées Gps avant d'administrer le questionnaire.</w:t>
             </w:r>
           </w:p>
         </w:tc>
@@ -1115,7 +1115,7 @@
                 <w:i w:val="0"/>
                 <w:sz w:val="17"/>
               </w:rPr>
-              <w:t>Il est obligatoire de prendre les coordonnées Gps avant d'administrer le questionnaire.</w:t>
+              <w:t>Prière de prendre les coordonnées GPS.</w:t>
             </w:r>
           </w:p>
         </w:tc>
@@ -1205,7 +1205,7 @@
                 <w:i w:val="0"/>
                 <w:sz w:val="17"/>
               </w:rPr>
-              <w:t>Prière de prendre les coordonnées GPS.</w:t>
+              <w:t>L'adresse ou la localisation du ménage doit être bien renseignée, ne doit pas contenir des numéros de téléphone et elle semble courte pour être une adresse.</w:t>
             </w:r>
           </w:p>
         </w:tc>
@@ -1295,7 +1295,7 @@
                 <w:i w:val="0"/>
                 <w:sz w:val="17"/>
               </w:rPr>
-              <w:t>L'adresse ou la localisation du ménage doit être bien renseignée, ne doit pas contenir des numéros de téléphone et elle semble courte pour être une adresse.</w:t>
+              <w:t>Prière de renseigner la bonne adresse.Attention! Il manque des informations non renseignées dans la section 0, prière de regarder toutes les autres informations dans l'identification du ménage (IDENTIFICATION ET RENSEIGNEMENTS DE CONTROLE) ou dans OBSERVATIONS pour pouvoir renseigné toutes les questions liées au ménage.</w:t>
             </w:r>
           </w:p>
         </w:tc>
@@ -1328,7 +1328,7 @@
                 <w:i w:val="0"/>
                 <w:sz w:val="16"/>
               </w:rPr>
-              <w:t>S00</w:t>
+              <w:t>S01</w:t>
               <w:br/>
             </w:r>
             <w:r>
@@ -1338,7 +1338,7 @@
                 <w:color w:val="64748B"/>
                 <w:sz w:val="14"/>
               </w:rPr>
-              <w:t>Identification</w:t>
+              <w:t>Démographie</w:t>
             </w:r>
           </w:p>
         </w:tc>
@@ -1385,7 +1385,7 @@
                 <w:i w:val="0"/>
                 <w:sz w:val="17"/>
               </w:rPr>
-              <w:t>Prière de renseigner la bonne adresse.Attention! Il manque des informations non renseignées dans la section 0, prière de regarder toutes les autres informations dans l'identification du ménage (IDENTIFICATION ET RENSEIGNEMENTS DE CONTROLE) ou dans OBSERVATIONS pour pouvoir renseigné toutes les questions liées au ménage.</w:t>
+              <w:t>Prière de verifier l'information donnée par DEBO SOW ou corriger au niveau de la section 1.</w:t>
             </w:r>
           </w:p>
         </w:tc>
@@ -1444,7 +1444,7 @@
                 <w:color w:val="16A34A"/>
                 <w:sz w:val="16"/>
               </w:rPr>
-              <w:t>—</w:t>
+              <w:t>s01q10_1</w:t>
             </w:r>
           </w:p>
         </w:tc>
@@ -1475,187 +1475,7 @@
                 <w:i w:val="0"/>
                 <w:sz w:val="17"/>
               </w:rPr>
-              <w:t>Prière de verifier l'information donnée par DEBO SOW ou corriger au niveau de la section 1.</w:t>
-            </w:r>
-          </w:p>
-        </w:tc>
-      </w:tr>
-      <w:tr>
-        <w:tc>
-          <w:tcPr>
-            <w:tcW w:type="dxa" w:w="964"/>
-          </w:tcPr>
-          <w:p>
-            <w:r>
-              <w:rPr>
-                <w:b/>
-                <w:i w:val="0"/>
-                <w:color w:val="EA580C"/>
-                <w:sz w:val="16"/>
-              </w:rPr>
-              <w:t>Moyenne</w:t>
-            </w:r>
-          </w:p>
-        </w:tc>
-        <w:tc>
-          <w:tcPr>
-            <w:tcW w:type="dxa" w:w="1247"/>
-          </w:tcPr>
-          <w:p>
-            <w:r>
-              <w:rPr>
-                <w:b/>
-                <w:i w:val="0"/>
-                <w:sz w:val="16"/>
-              </w:rPr>
-              <w:t>S01</w:t>
-              <w:br/>
-            </w:r>
-            <w:r>
-              <w:rPr>
-                <w:b w:val="0"/>
-                <w:i w:val="0"/>
-                <w:color w:val="64748B"/>
-                <w:sz w:val="14"/>
-              </w:rPr>
-              <w:t>Démographie</w:t>
-            </w:r>
-          </w:p>
-        </w:tc>
-        <w:tc>
-          <w:tcPr>
-            <w:tcW w:type="dxa" w:w="1531"/>
-          </w:tcPr>
-          <w:p>
-            <w:r>
-              <w:rPr>
-                <w:b/>
-                <w:i w:val="0"/>
-                <w:color w:val="16A34A"/>
-                <w:sz w:val="16"/>
-              </w:rPr>
-              <w:t>s01q10_1</w:t>
-            </w:r>
-          </w:p>
-        </w:tc>
-        <w:tc>
-          <w:tcPr>
-            <w:tcW w:type="dxa" w:w="1191"/>
-          </w:tcPr>
-          <w:p>
-            <w:r>
-              <w:rPr>
-                <w:b w:val="0"/>
-                <w:i w:val="0"/>
-                <w:color w:val="64748B"/>
-                <w:sz w:val="16"/>
-              </w:rPr>
-              <w:t>GT-CQ</w:t>
-            </w:r>
-          </w:p>
-        </w:tc>
-        <w:tc>
-          <w:tcPr>
-            <w:tcW w:type="dxa" w:w="4706"/>
-          </w:tcPr>
-          <w:p>
-            <w:r>
-              <w:rPr>
-                <w:b w:val="0"/>
-                <w:i w:val="0"/>
-                <w:sz w:val="17"/>
-              </w:rPr>
               <w:t>La taille du ménage lors de l'enquête principale (9) de ce ménage est inférieur à la taille du denombrement (15), prière de fournir des explications concrètes ou aller revisiter le ménage.</w:t>
-            </w:r>
-          </w:p>
-        </w:tc>
-      </w:tr>
-      <w:tr>
-        <w:tc>
-          <w:tcPr>
-            <w:tcW w:type="dxa" w:w="964"/>
-          </w:tcPr>
-          <w:p>
-            <w:r>
-              <w:rPr>
-                <w:b/>
-                <w:i w:val="0"/>
-                <w:color w:val="EA580C"/>
-                <w:sz w:val="16"/>
-              </w:rPr>
-              <w:t>Moyenne</w:t>
-            </w:r>
-          </w:p>
-        </w:tc>
-        <w:tc>
-          <w:tcPr>
-            <w:tcW w:type="dxa" w:w="1247"/>
-          </w:tcPr>
-          <w:p>
-            <w:r>
-              <w:rPr>
-                <w:b/>
-                <w:i w:val="0"/>
-                <w:sz w:val="16"/>
-              </w:rPr>
-              <w:t>S02</w:t>
-              <w:br/>
-            </w:r>
-            <w:r>
-              <w:rPr>
-                <w:b w:val="0"/>
-                <w:i w:val="0"/>
-                <w:color w:val="64748B"/>
-                <w:sz w:val="14"/>
-              </w:rPr>
-              <w:t>Éducation</w:t>
-            </w:r>
-          </w:p>
-        </w:tc>
-        <w:tc>
-          <w:tcPr>
-            <w:tcW w:type="dxa" w:w="1531"/>
-          </w:tcPr>
-          <w:p>
-            <w:r>
-              <w:rPr>
-                <w:b/>
-                <w:i w:val="0"/>
-                <w:color w:val="16A34A"/>
-                <w:sz w:val="16"/>
-              </w:rPr>
-              <w:t>—</w:t>
-            </w:r>
-          </w:p>
-        </w:tc>
-        <w:tc>
-          <w:tcPr>
-            <w:tcW w:type="dxa" w:w="1191"/>
-          </w:tcPr>
-          <w:p>
-            <w:r>
-              <w:rPr>
-                <w:b w:val="0"/>
-                <w:i w:val="0"/>
-                <w:color w:val="64748B"/>
-                <w:sz w:val="16"/>
-              </w:rPr>
-              <w:t>GT-CQ</w:t>
-            </w:r>
-          </w:p>
-        </w:tc>
-        <w:tc>
-          <w:tcPr>
-            <w:tcW w:type="dxa" w:w="4706"/>
-          </w:tcPr>
-          <w:p>
-            <w:r>
-              <w:rPr>
-                <w:b w:val="0"/>
-                <w:i w:val="0"/>
-                <w:sz w:val="17"/>
-              </w:rPr>
-              <w:t>veuillez, s'il vous plait, confirmer les frais de scolarité ( 4000 FCFA) payée de DIEYNABA SOW avec le QG ou apporter les corrections nécessaires.</w:t>
             </w:r>
           </w:p>
         </w:tc>
